--- a/paper/数学语言的向量剖面_v1.docx
+++ b/paper/数学语言的向量剖面_v1.docx
@@ -12949,7 +12949,20 @@
           <w:rFonts w:ascii="Times New Roman" w:hAnsi="Times New Roman" w:eastAsia="微软雅黑"/>
           <w:sz w:val="21"/>
         </w:rPr>
-        <w:t>GitHub 仓库:(待发布)</w:t>
+        <w:t>GitHub 仓库:https://github.com/dairongzhen3-creator/math-language-cross-section</w:t>
+      </w:r>
+    </w:p>
+    <w:p>
+      <w:pPr>
+        <w:spacing w:after="80" w:line="360" w:lineRule="auto"/>
+        <w:ind w:firstLine="420"/>
+      </w:pPr>
+      <w:r>
+        <w:rPr>
+          <w:rFonts w:ascii="Times New Roman" w:hAnsi="Times New Roman" w:eastAsia="微软雅黑"/>
+          <w:sz w:val="21"/>
+        </w:rPr>
+        <w:t>Zenodo DOI:[10.5281/zenodo.19718086](https://doi.org/10.5281/zenodo.19718086)</w:t>
       </w:r>
     </w:p>
     <w:p>
